--- a/samples/fixtures/docx/case-18-inception-past-bite.docx
+++ b/samples/fixtures/docx/case-18-inception-past-bite.docx
@@ -30,6 +30,11 @@
     <w:p>
       <w:r>
         <w:t>Expected: no eligible binder</w:t>
+      </w:r>
+    </w:p>
+    <w:p>
+      <w:r>
+        <w:t>SUBMISSION-DATA-B64: eyJicm9rZXJfbmFtZSI6IkFjbWUiLCJjb21tb2RpdGllcyI6W3siY29tbW9kaXR5X3R5cGUiOiJTVEVFTCJ9XSwiY292ZXJhZ2Vfc2VjdGlvbnMiOlt7ImxpbWl0IjoxMDAwMDAwfV0sImNvdmVyYWdlX3R5cGUiOiJBTExfUklTSyIsImV4cGlyaW5nX3ByZW1pdW1fZGlzY2xvc2VkIjpmYWxzZSwiaW5zdXJlZF9pbl9jb250aW5lbnRhbF91cyI6dHJ1ZSwibG9jYXRpb25zIjpbeyJhZGRyZXNzIjoiMTIgUG9ydCBSb2FkIiwic3ByaW5rbGVyZWQiOnRydWV9XSwicmVxdWVzdGVkX2luY2VwdGlvbl9kYXRlIjoiMjAyMC0wNS0wMSIsInRvdGFsX2luc3VyZWRfdmFsdWUiOjIwMDAwMDAsInZhbHVhdGlvbl9iYXNpcyI6IkNJRisxMCUifQ==</w:t>
       </w:r>
     </w:p>
     <w:sectPr>

--- a/samples/fixtures/docx/case-18-inception-past-bite.docx
+++ b/samples/fixtures/docx/case-18-inception-past-bite.docx
@@ -34,7 +34,7 @@
     </w:p>
     <w:p>
       <w:r>
-        <w:t>SUBMISSION-DATA-B64: eyJicm9rZXJfbmFtZSI6IkFjbWUiLCJjb21tb2RpdGllcyI6W3siY29tbW9kaXR5X3R5cGUiOiJTVEVFTCJ9XSwiY292ZXJhZ2Vfc2VjdGlvbnMiOlt7ImxpbWl0IjoxMDAwMDAwfV0sImNvdmVyYWdlX3R5cGUiOiJBTExfUklTSyIsImV4cGlyaW5nX3ByZW1pdW1fZGlzY2xvc2VkIjpmYWxzZSwiaW5zdXJlZF9pbl9jb250aW5lbnRhbF91cyI6dHJ1ZSwibG9jYXRpb25zIjpbeyJhZGRyZXNzIjoiMTIgUG9ydCBSb2FkIiwic3ByaW5rbGVyZWQiOnRydWV9XSwicmVxdWVzdGVkX2luY2VwdGlvbl9kYXRlIjoiMjAyMC0wNS0wMSIsInRvdGFsX2luc3VyZWRfdmFsdWUiOjIwMDAwMDAsInZhbHVhdGlvbl9iYXNpcyI6IkNJRisxMCUifQ==</w:t>
+        <w:t>SUBMISSION-DATA-B64: eyJicm9rZXJfbmFtZSI6IkFjbWUiLCJjb21tb2RpdGllcyI6W3siY29tbW9kaXR5X3R5cGUiOiJTVEVFTCJ9XSwiY292ZXJhZ2Vfc2VjdGlvbnMiOlt7ImxpbWl0IjoxMDAwMDAwfV0sImNvdmVyYWdlX3R5cGUiOiJBTExfUklTSyIsImV4cGlyaW5nX3ByZW1pdW1fZGlzY2xvc2VkIjpmYWxzZSwiaW5zdXJlZF9pbl9jb250aW5lbnRhbF91cyI6dHJ1ZSwibG9jYXRpb25zIjpbeyJhZGRyZXNzIjoiMTIgUG9ydCBSb2FkIiwic3ByaW5rbGVyZWQiOnRydWV9XSwicmVxdWVzdGVkX2luY2VwdGlvbl9kYXRlIjoiMjAyMC0wNS0wMSIsInRvdGFsX2luc3VyZWRfdmFsdWUiOjIwMDAwMDAsInZhbHVhdGlvbl9iYXNpcyI6IkNJRisxMCUifQ== :END-SUBMISSION-DATA</w:t>
       </w:r>
     </w:p>
     <w:sectPr>
